--- a/example_articles/states/Washington/3.states_Washington_New_York_Times.docx
+++ b/example_articles/states/Washington/3.states_Washington_New_York_Times.docx
@@ -7,7 +7,9 @@
         <w:pStyle w:val="Heading1"/>
       </w:pPr>
       <w:r>
-        <w:t>Mild and Merciful San Francisco a Magnet for the Homeless</w:t>
+        <w:t>Protestant and Paranoid in Northern Ireland;</w:t>
+        <w:br/>
+        <w:t>By John Darnton</w:t>
       </w:r>
     </w:p>
     <w:p>
@@ -17,27 +19,27 @@
     </w:p>
     <w:p>
       <w:r>
-        <w:t>Date: 1998-08-16</w:t>
+        <w:t>Date: 1995-01-15</w:t>
       </w:r>
     </w:p>
     <w:p>
       <w:r>
-        <w:t>Section: Section 1; ; Section 1; Page 20; Column 1; National Desk ; Column 1;</w:t>
+        <w:t>Section: Section 6; ; Section 6;  Page 32;  Column 1;  Magazine Desk ; Column 1;</w:t>
       </w:r>
     </w:p>
     <w:p>
       <w:r>
-        <w:t>Source File: NYT/48.DOCX</w:t>
+        <w:t>Source file: NYT/55.DOCX</w:t>
       </w:r>
     </w:p>
     <w:p>
       <w:r>
-        <w:t>Raw locations result: ['Washington, D.C.']</w:t>
+        <w:t>Raw locations result, 'locations': ['Washington']</w:t>
       </w:r>
     </w:p>
     <w:p>
       <w:r>
-        <w:t>states_stand_flat (Standardized): Washington</w:t>
+        <w:t>Standardized locations result, 'states_stand_flat': Washington</w:t>
       </w:r>
     </w:p>
     <w:p>
@@ -49,57 +51,79 @@
     </w:p>
     <w:p>
       <w:r>
-        <w:t>To many people who live here and to the millions who visit each year, San Francisco is a jewel of American cities for its beauty, culture and quirkiness. For entirely different reasons, a rising number of homeless people also find it ideal.</w:t>
+        <w:t>When the Protestant paramilitaries decided to proclaim a cease-fire late last year, they chose Gusty Spence to announce it. Spence, at 61, is a retired terrorist. He is the father figure -- if that's the right term -- of modern-day loyalist violence in Northern Ireland. In 1966 he founded the Ulster Volunteer Force, a murderous gang that took its name from a private army of unionists that sprang up just before World War I to provoke a civil war rather than break from Britain. Later that year, after he had killed a young Catholic barman, Spence was sentenced to life in Long Kesh prison. Somewhere along the way he repented, turned his back on violence and, after 18 years, was released. To the extremists he's still a revered figure.</w:t>
         <w:br/>
-        <w:t>In many respects, San Francisco may be the best haven in America for the homeless. The weather is consistently mild. City welfare benefits are larger than those available in most other places -- by more than $100 a month in some cases -- and have no cutoff time.</w:t>
+        <w:t>Watching him on television, I was impressed by the way Spence read out the cease-fire statement. His voice seemed to tremble as he offered "abject and true remorse" to "the loved ones of all innocent victims over the past 25 years." So I went to look him up. I found him in West Belfast inside the Shankill Historical Society, a fortresslike building with several locked doors of reinforced steel and, like many homes and offices in the city, an external camera to beam the image of callers onto a snowy black-and-white monitor deep inside a windowless control room.</w:t>
         <w:br/>
-        <w:t>Further, as one of the nation's last bastions of liberalism, San Francisco offers an unusually wide array of free services for the poor through public and private programs that help with housing, medical needs, child care, job training and substance abuse treatment.</w:t>
+        <w:t>Spence had a ruddy complexion and tufts of thin white hair above his ears, and he wore his spectacles perched on his nose and tilted downward, which gave him a bemused look. It wasn't easy to reconcile the figure before me with his younger, mythic self and in particular with a much-published photograph that used to send shudders through the Catholic community, of a man in black sunglasses and black knit hat with an arrogant tilt to the jaw. As I introduced myself, Spence cracked a joke about Gerry Adams, the Sinn Fein leader, whom he apparently regarded as a late-comer to nonviolence. "There's nothing as boring as a reformed town drunk," he bellowed. "Once he gives up the bottle, he's always pitching everybody else to give it up."</w:t>
         <w:br/>
-        <w:t>"We're humanistic," Mayor Willie L. Brown said in a recent interview.</w:t>
+        <w:t>Spence spoke about his own moral conversion and Armistice Day, 1977, when he convened his coterie of fellow paramilitaries inside prison to tell them he was resigning from the Ulster Volunteer Force for reasons of conscience. He pulled out a pipe and lighted it. He spoke movingly of his hopes that the troubles were finally over and of the need to "keep the guns from thundering again" and to close up the wounds on both sides. He would gladly, he said, sit down to negotiate with Adams.</w:t>
         <w:br/>
-        <w:t>But for all the efforts here to address the complexities of homelessness, people who work with San Francisco's poor say their programs cannot be stretched to cover the number of people who need them. The experts contend that the city's long history of tolerance, individual benefits of $345 a month and support programs serve as a magnet for homeless people at a time when the city cannot meet the demand for affordable housing and housing costs over all have become the highest of any city in the country.</w:t>
+        <w:t>But what would he actually say to Adams? His face clouded. "Let's start talking turkey here. Forget the all-Ireland crap. How can you insist on talking about a united Ireland with 10 percent of the vote? Insist! What're you going to do -- pull out a gun? I'm not prepared to give up the reality I have for some idealistic intangible. I'll never be prepared to see Ulster break away from Great Britain."</w:t>
         <w:br/>
-        <w:t>"We're still losing ground," said Will Lightbourne, executive director of the Department of Human Services. "It's a supply issue, and we're not a nation-state. People are free to move here."</w:t>
+        <w:t>Unionist Protestants in Northern Ireland -- and upward of 90 percent of the 950,000 Protestants favor continued union with Britain -- are like that. The preamble can sound surprisingly moderate. But watch the body of the text. Now that there is actually a glimmer of hope that they can reach some kind of accommodation with the province's 650,000 Catholics, the Protestants are willing to compromise -- up to a point. That point is the future constitutional status of Ulster. And that of course is the nub of the sectarian fighting that has claimed 3,171 lives and wounded 36,807 over the past quarter of a century. On the paramount question there is no give, "no surrender," as the famous unionist battle cry has it. Northern Ireland must remain a part of Great Britain. End of discussion.</w:t>
         <w:br/>
-        <w:t>By some estimates, the number of homeless here has increased to 16,000 people on any given night, almost twice the number of a decade ago, and experts say many of them have mental disorders, physical disabilities and diseases like AIDS.</w:t>
+        <w:t>Everyone knows about the Catholics. Their struggle for equality and justice, which goes back 300 years, has been well documented. Hollywood has put it on the screen and novelists have put it into paperback thrillers. Human rights groups have taken up their cause. It's the Protestants, the majority in Northern Ireland, who are mysterious and voiceless, and who, curiously enough, feel victimized. They are the ones apt to take refuge in negativism and intransigence. But, ultimately, they are the key to the process, the only ones who can grant peace. To get to that point, however, they must conquer their devils. That will take reflection and confidence.</w:t>
         <w:br/>
-        <w:t>Surveys by the National Law Center on Homelessness and Poverty, an advocacy group for the poor, have found that only New York and Los Angeles, the largest cities in the country, have more homeless people than San Francisco, which was the 13th largest city in 1996, with a population of 735,315, according to the Census Bureau.</w:t>
+        <w:t>"We're a disaffected, alienated and powerless people," insists David Ervine, a community activist and budding politician. "And we're accused of being orange-shirted Fascisti. Hell, we can't even get jobs ourselves." Ervine heads a splinter group, the Progressive Unionist Party. In the lexicon of Belfast newspapers, he is "familiar with the thinking" of one of the major Protestant paramilitaries, which means that he functions as their above-ground counselor. He worked long hours to bring them around to the idea of their own cease-fire. "Naturally, Protestants are frightened. Up to now, they've been left out of the process. Have you ever been outside closed doors when people inside are talking about you? You're fearful, right? So you pull down the shutters. It's called paranoia."</w:t>
         <w:br/>
-        <w:t>Complicating matters here are economic forces that are pushing even more people into homelessness. San Francisco is a small place, less than 50 square miles with water on three sides. Many neighborhoods are changing, with new shops and restaurants helping to drive up residential rental costs. In a city where the vacancy rate seldom exceeds 1 percent, one-bedroom apartments even in working-class neighborhoods can rent for $1,000 a month.</w:t>
+        <w:t>The cease-fires are a bit ragged but, as of early January, are still holding. The British Government and Sinn Fein, the I.R.A.'s political arm, have held several rounds of "exploratory" talks but achieved no breakthrough. On New Year's Eve, Catholics and Protestants met on the "peace line" separating their neighborhoods to drink Champagne. But terrorists on both sides still administer "punishment beatings," dragging young men said to be lawbreakers out of their homes and smashing their legs with iron bars and baseball bats. It's a method of maintaining control in neighborhoods that remain off-limits to the police. Both groups still extort money from bars and small businesses and sell drugs to finance operations, though not, they claim indignantly, near schoolyards. But the bombs and the bullets are for the most part absent.</w:t>
         <w:br/>
-        <w:t>At the same time, building owners who once used Federal grants to subsidize rents for low-income people are converting their properties into expensive units for sale or rent. Maggie Donahue, director of the city's housing and homeless programs, said San Francisco had 12,000 single-room units, less than half the number of a decade ago.</w:t>
+        <w:t>As people here understand only too well, a cessation of hostilities is not the same thing as permanent peace. For that, a series of immediate hurdles has to be somehow surmounted: Will the I.R.A. and the paramilitaries hand over their guns? Will prisoners on both sides, who are jailed for criminal offenses that the groups regard as political, be released? How will a neutral and effective police force be set up? How can a local assembly be established that is acceptable to both Catholics and Protestants? How much of a role can Dublin play in the affairs of the province? And, at the end of the day, there must be a determination that Ulster's sovereignty lies either with London or with Dublin.</w:t>
         <w:br/>
-        <w:t>"This has become a yuppie town, where it seems like gentrification is a citywide program," said Paul Boden of the Coalition on Homelessness, which creates low-income housing here. "It wasn't that long ago you could still find flophouses where people could stay for $50 a week. Now, they're not there."</w:t>
+        <w:t>How can these seemingly irreconcilable positions be squared? The devil doesn't lie in the details but in the grand design. It's a matter for Solomon, as exacting a charge as deciding the provenance of the disputed baby -- except that in this case both mothers would prefer that the child be cut in two than that it fall into the arms of the other.</w:t>
         <w:br/>
-        <w:t>Ms. Donahue and other city officials do not necessarily disagree with Mr. Boden. They say the city and nonprofit groups are doing everything possible to meet the demands of the homeless.</w:t>
+        <w:t>AT THE MOMENT, THE PROTESTANTS are defensive, feeling friendless and misunderstood, much like the white Rhodesians in the 1970's. They seem to be yearning for their own liberation. Not long ago a Protestant community worker was asked when the Protestants would produce a great conciliator, someone to lead them the way former President F. W. de Klerk led the whites of South Africa. Without skipping a beat, in an observation whose truth seemed to surprise even himself, he blurted out: "We don't need a de Klerk. We need a Mandela!" Surely, it's the only state in the world where the majority, retaining all the privileges -- better jobs, better housing, better schooling -- ends up feeling subjugated and threatened.</w:t>
         <w:br/>
-        <w:t>In recent years, the city government has worked with many private groups and with the Federal Government to create more housing for low-income people. Just this week, the city broke ground on the first of three developments that will provide affordable housing -- 331 apartments -- and more projects are planned.</w:t>
+        <w:t>The reason, of course, is that the Protestants are a majority in Northern Ireland but would be instantly transformed into a minority if Ulster were to merge with the republic, where 95 percent of the 3.5 million people are Catholic. It is this Protestant majority within a potential Catholic majority that makes the Irish configuration so intractable. The sense of siege is heightened by a "brain drain" of young Protestants to England and Scotland and by a higher Catholic birthrate. Somewhere around the year 2030, most demographers believe, there will be a rough parity in the two populations in the north.</w:t>
         <w:br/>
-        <w:t>And Mr. Lightbourne said that the city was doing more to address the causes of homelessness, with new job-training programs, and plans to create three single-occupancy hotels for people with chronic disabilities.</w:t>
+        <w:t>Just as some Afrikaners felt an underlay of guilt for the treatment of black South Africans or Americans for wresting land from the Indians, Protestants carry a historical burden. The British, having subdued the remote and troublesome province at the beginning of the 17th century, brought over Scottish and English settlers and gave them land confiscated from the Catholics. Predictably, antagonism between settlers and natives was intense, breaking out in a major rebellion in 1641 and erupting periodically ever since. "What always runs through the republican grudge is the essence of dispossession, the mythology that they were kicked off fertile lands," says Raymond Ferguson, a councilor in the southern town of Enniskillen. "And on the Protestant side, the essence of the fear is again dispossession."</w:t>
         <w:br/>
-        <w:t>That scarcely puts a dent in the city's overall needs. Ron Sonenshine, spokesman for the city's public housing agency, said the current stock of 6,100 units accommodated 25,000 people, but with a low vacancy rate, some of the 14,000 people on waiting lists could wait eight years.</w:t>
+        <w:t>Protestant supremacy was reinforced by discrimination in employment when Belfast turned into a center for shipbuilding and linen mills in the mid-19th century. It was promoted by institutions of Protestant ascendancy like the Orange Order, founded in 1795. So intense was the identification with Britain that when the rest of Ireland was agitating for independence or Home Rule in 1912, unionists organized an army to defend the right to remain British. World War I shelved the conflict until partition in the 1920's.</w:t>
         <w:br/>
-        <w:t>Mayor Brown, who has drawn sharp criticism for police crackdowns that swept homeless people out of encampments in Golden Gate Park, conceded that governments at all levels were not doing enough to help the homeless and working poor.</w:t>
+        <w:t>These unsettled days, Protestants are searching for "the Ulster identity." Cultural societies are springing up. Genealogical research is booming. Books and pamphlets are pouring out, covering everything from the Ulstermen who signed the American Declaration of Independence or died at the Alamo to Cuchulain, the mythological Irish hero-warrior expropriated, as Protestants would have it, by the Irish nationalists of 1916 who fought the British and installed his statue in Dublin's General Post Office.</w:t>
         <w:br/>
-        <w:t>But recognizing that he must satisfy different constituencies, including business leaders who depend upon revenues from tourism, he defended the city's current approach. He said that the supply of shelter beds was adequate and that aggressive enforcement of laws that keep the homeless from sleeping in public places was appropriate.</w:t>
+        <w:t>It's a bit hard to know what to make of it all. Is it an expression of a new strident nationalism or is it a positive attempt by Protestants to figure out who they really are and where they fit in? At times they sound as if they are engaged in a quest for something vital that has been lost.</w:t>
         <w:br/>
-        <w:t>The Rev. Cecil Williams of the Glide Memorial United Methodist Church, which runs one of the city's largest homeless centers with 43 programs serving 5,000 people a day, predicted that problems facing the city would get worse without more money and housing units. Criticizing the city for relying too much on private agencies, he said, "Nobody has any real grip on what to do."</w:t>
+        <w:t>"People say that Protestants have no culture, that our culture is beating a big drum and playing a flute," says Willie Smith, a community worker in Woodvale. "When we learned history it was always British history -- the Battle of Hastings, not the Siege of Derry. What happened to Irish music, the language, sports like hurling? They acquired a republican stigma. The republicans stole them if you like. So what were we left with?"</w:t>
         <w:br/>
-        <w:t>For many of San Francisco's homeless, no amount of effort is likely to make much of a difference. Ronald Greenspane, director of Community Awareness and Treatment Services, a nonprofit group that specializes in helping homeless people suffering with substance abuse problems, AIDS and mental disorders, said many homeless people say they simply do not want the help that is offered.</w:t>
+        <w:t>Historical revisionism is rife. It reaches far back to prehistoric times, asserting among other things that the primitive cave-dwellers who fashioned flint-axes uncovered in the north had different skills from those who made them in the south. It posits the existence of original neolithic inhabitants, the so-called Cruthin. The revisionists insist that the Cruthin resisted the fifth-century-B.C. invasion of the Celts (who spread the Gaelic culture that the world today identifies as Irish), but eventually were pushed across the Irish Sea to Scotland. This dubious version of events has a bonus for ideologues. It means, explains George Patton, head of the Grand Orange Lodge, that the influx was "not an invasion of Scottish settlers, it was a return of the early inhabitants of this island." Orthodox historians, like R. F. Foster of Oxford, view the Cruthin as an "origin myth." As Foster said: "It's all tailored to make a contemporary political point. But that's what Irish history has always been. It's a quarry from which you pick the stones that you want."</w:t>
         <w:br/>
-        <w:t>Conducting informal interviews of about 500 people served by his group, Mr. Greenspane said he estimated that as many as 70 percent of homeless people were substance abusers, as many as 40 percent had a mental disorder and more than a third of them had been living in San Francisco for five years or longer.</w:t>
+        <w:t>FOR A CRASH COURSE IN PARANOIA among "the Prods," I went to Shankill Road in West Belfast. The Shankill, the historic working-class district, is a shrinking Protestant ghetto that juts through Catholic neighborhoods like a defiant fist. Predictably, it's a caldron of rage and extremism. The famous wall murals painted on two-story brick facades extol the paramilitaries, depicted as thick-chested gunmen in camouflage fatigues grasping rifles and wearing black balaclavas to hood their faces.</w:t>
         <w:br/>
-        <w:t>"A good number of them," he said, "don't want to have a thing to do with anyone."</w:t>
+        <w:t>Bobby Mahoot owns the Sportsman Lounge on Upper Charleville Street. The establishment, a windowless lair protected by buzzer-activated locks and security cameras, is, as the saying goes, "known to the authorities." Loyalist paramilitaries drink there, although never after a major operation; that is against the rules. Mahoot has wide-set cold blue eyes and a receding hairline. He chain-smokes. He zips up a black leather jacket and gives me a tour of the neighborhood.</w:t>
         <w:br/>
-        <w:t>The homeless have become an indelible part of the city's landscape, along with the well-to-do residents and the tourists.</w:t>
+        <w:t>We visit a 58-year-old man, Robert Robinson, who lost his 27-year-old son to the troubles five years before, and a man who lost part of his leg to an I.R.A. car bomb. Eventually, we come to the home of one of Shankill's most notorious killers, (Mad Dog) Johnny Adair, who is in the Maze prison, awaiting trial on a charge of "directing terrorism. His wife, Gina, also active in paramilitary circles, invites us in. Adair's 2-year-old daughter, Chloe, plays on the floor. "They'll keep Johnny in jail as long as they can," Gina says. "He's one man they want off the streets." Mahoot adds: "Johnny Adair won't accept the cease-fire. He's a loyalist through and through. He's got a couple of hundred young men who follow him."</w:t>
         <w:br/>
-        <w:t>Sad-faced panhandlers seem to be everywhere, many with a story or hand-scribbled sign that speaks of dire need or misfortune. Most accept rejections of their requests for money without question. But many others persist, following pedestrians.</w:t>
+        <w:t>Earlier that morning there had been a fight between Catholics and Protestants at the Crumlin Road courthouse, where Adair was supposed to appear, and Gina telephoned "the boys" for reinforcements. Behind the courthouse is a menacing knot of 30 or so young men milling about with clubs, and with spray-painted masks in their pockets. After some time, they put the masks on, overturn a van and set it on fire. For several hours there are hit-and-run encounters with the police, throwing stones and dodging plastic bullets. One man, slightly older than the others, catches my attention. He wears a green jacket with a torn sleeve and he is wrought with excitement. He seems more angry with the police than with the Catholic republicans. "They're swamping our neighborhood," he tells me. "The republicans are getting out of prison and we get these bloodsuckers." Hours later, shots are fired at the police. The man in the green jacket disappears and then returns wearing a different coat. He is clearly the gunman.</w:t>
         <w:br/>
-        <w:t>Trevor Hailey, who has given walking tours of the Castro district for the last nine years, said that in recent years, panhandlers had become "incredibly more demanding with in-your-face tactics." Some business owners in the neighborhood, she said, have begun displaying signs urging residents to give money to service providers, rather than the panhandlers. "The merchants even provide the envelope to mail in a donation," Ms. Hailey said.</w:t>
+        <w:t>When the I.R.A. cease-fire was announced, many Protestants saw it as a trick or, worse, a secret deal between the I.R.A. and the British Government. Their faith in the steadfastness of British resolve has been sorely tested over the years. The 1985 Anglo-Irish Agreement, which gave Dublin a role in discussing the province's future, was regarded as treason. Revelations last year that the British had in fact engaged in secret back-channel contacts with Sinn Fein simply confirmed the duplicity of perfidious Albion. The view of the cease-fire was summed up by Gary McMichael, a 25-year-old life insurance salesman whose father was a major figure in the paramilitary movement: "Bear in mind, we had 25 years of I.R.A. violence and then suddenly one day out of the blue the I.R.A. says it's giving up the struggle. Most people figured there had to be another reason. They must have been promised something. They ended the violence because they no longer needed the violence -- they got what they wanted."</w:t>
         <w:br/>
-        <w:t>In many ways, the scenes here are reminiscent of New York City a decade ago, when some streets were so crowded with the homeless that only the more creative panhandlers succeeded. But advocates here are less fearful that Mr. Brown or a successor might respond as aggressively as Mayor Rudolph W. Giuliani has in New York. Mr. Giuliani's "quality of life" campaign has pushed the homeless to the margins of the city and into other boroughs.</w:t>
+        <w:t>But the cease-fire changed the mood. Belfast began to relax. Prime Minister Major made several trips, promising among other things to hold a referendum in the north on any proposals that might emerge from talks. Gradually, the skepticism thawed and some Protestants began to allow themselves to feel hopeful. Along Shankill Road, however, suspicion is still king.</w:t>
         <w:br/>
-        <w:t>The police here might sweep downtown doorways and Golden Gate Park now and then to roust homeless people sleeping there. But in a city with so many open arms and deep pockets, they are not likely to go far.</w:t>
+        <w:t>To Bobby Mahoot, the I.R.A. cease-fire is a sham. Before it began, he notes, came a campaign in which five Protestant paramilitary leaders were gunned down. He believes the I.R.A. is even now picking future targets. In his darker moments, he suspects complicity on the part of the Northern Ireland Office, the British ruling authority. Peace will never last, he says, because the divisions are just too deep. "This isn't about Catholics and Protestants here. It's about loyalists and republicans. It's political, not religious. Nobody's even religious anymore -- half a mile away are two Protestant churches that have been sold to the Pakistanis." I ask him what he wants in the future. "All I want is to be left to run a business, to have a bit of a life and to stay British."</w:t>
+        <w:br/>
+        <w:t>THE ALIENATION OF PROTESTANTS IS deepened by the lack of effective political representation. There is no one on the unionist side comparable to Gerry Adams, no one as quick on his feet before the TV cameras or as adept at pulling words out of the air to express the feelings of everyday people. Ulster's best-known politician is the Rev. Ian Paisley, 68 years old and an unbudging obstructionist who still refers to the papacy as "that Babylonian whore."</w:t>
+        <w:br/>
+        <w:t>The most influential politician is practically invisible -- James Molyneaux, the 74-year-old head of the Ulster Unionist Party. Molyneaux, who calls himself "the dull dog" of Northern Ireland politics, has so far cooperated with the British-Irish peace initiative. He plays politics at Westminster as if it were back-room poker, and his strongest chips are his nine party votes, which he loans out to Major for important parliamentary squabbles. The Northern Ireland Parliament died when London imposed direct rule in 1972. So aside from local councilors, there are only M.P.'s in London and Brussels, light-years away from the mean streets of Shankill or East Belfast.</w:t>
+        <w:br/>
+        <w:t>Filling the political vacuum is a band of community activists, articulating the idea that poor Catholics and poor Protestants have a lot in common and are both exploited by the mainline politicians. Sammy Douglas, a cheerful man who heads the East Belfast Development Agency, is old enough at 41 to remember the first Catholic civil rights marches of 1968. "We were told it was all propaganda," he says, "the same way we were told that Catholics were lazy and lived in dirty houses and that we were superior because we were Protestants -- all the myths.</w:t>
+        <w:br/>
+        <w:t>"But the ironic thing about what people from a Catholic community would call the Protestant ascendancy is that we had the power for 50 years, yet my father was out of work. There were seven in my family; we lived in a "two-up, two-down" house. It was 150 years old. The conditions were some of the worst in Europe. We had rats running around. And yet we were told we were special. And the biggest problem, the thing that I'm so frustrated about, is that those of us in the Protestant community believed it. We were conned in so many ways. And when I look back now I realize it was a small band of Protestants who did it, the aristocrats -- the Lord Brookeboroughs, the Lord O'Neills, Maj. James Chichester-Clark and these people. They would come around the Protestant communities with their Union Jacks and they would get the votes and then you wouldn't hear of them again."</w:t>
+        <w:br/>
+        <w:t>I ask him about the first Catholic he remembers meeting. "I was about 14 and getting interested in girls. So my friend and I met two girls coming home from school, and we arranged to go out with them, just boy-and-girl. This went on for three weeks. And one night I had arranged to meet this girl and go to a pub after school. And she didn't turn up. I never saw her again in my life. I met my friend after and I said, 'What happened to Marie?' -- I think that was her name. And he said, 'You'll not believe this, but she found out that you were her cousin.'</w:t>
+        <w:br/>
+        <w:t>"She was my full cousin. My father's brother -- it was a big family, there were 12 -- he had 'betrayed' the family. That's what they called it. He had married a Catholic. He lived in West Belfast and so I had a whole bunch of cousins there I'd never met. You find this in a small city like Belfast. I know some of the Sinn Fein people who have Protestant relatives. That's the irony of the whole thing. I think that that in many ways shows the tragedy of Northern Ireland."</w:t>
+        <w:br/>
+        <w:t>What these nascent politicians have in mind is a pluralist and more equitable society, but not one that is linked to the Republic of Ireland. Like many others, Billy Hutchinson, a 38-year-old community worker, learned tolerance in prison. As a young man he acted as the getaway driver for a gang that murdered two Catholics on the Falls Road; he was sentenced to life but was released after 15 years. "I was exposed to a lot of new ideas," he says. "I realized we were just the same as the Catholics." No one is more articulate in describing the need for an Ulster freed from prejudices of the past. But ask him about the I.R.A. and he replies: "What I have a problem with is someone sticking a gun in my face and saying you may be British but when the British withdraw, you'll be Irish."</w:t>
+        <w:br/>
+        <w:t>Whether they call themselves loyalists or unionists or Ulstermen, Protestants do not appear secure in themselves. They have a great attachment to symbols and icons but these are just props. The great testimonial comes on "the 12th" of July, the day of marching to celebrate the victory of the Protestant King William over the Catholic King James at the Battle of the Boyne in 1690. It is something to behold: thousands upon thousands of Orangemen parading to the strains of flutes and the pounding of bass drums. All are dressed just the same. They wear dark suits with orange sashes and bowler hats and they carry umbrellas. There is no rite in any former British colony in Africa or Asia that seems as anachronistic as this one. It's strangely poignant, this affirmation of their Britishness when most Britons, who gave up that dress 80 years ago, would just as soon wash their hands of them.</w:t>
+        <w:br/>
+        <w:t>So much of the so-called Ulster identity is based on a negative. On a literal negative, as in saying "no" to Home Rule in 1912, "no" to the Anglo-Irish Agreement in 1985 and "no" today to talks with Sinn Fein or arrangements that might give Dublin a partial role in running, say, tourism. And based on a more abstract negative, which comes when Protestants define themselves by what they are not -- they are not Catholics.</w:t>
+        <w:br/>
+        <w:t>To some, unionism means continued union with Britain, but to most it means no to a united Ireland. A united Ireland would transform Protestants into a minority and subject them, at least in their own minds, to the same discrimination they have been meting out for decades. Living on the dark side of their own fears like this makes it hard to undertake positive, proactive steps. The whole game becomes stopping things and remaining ever wary. Roman Catholics down the street are not neighbors with different religious convictions but fifth columnists for an alien regime. And when Catholic politicians from Belfast, Dublin and Washington get together, it is the beginning of the much-feared "pan-nationalist front," an unholy alliance that stretches from the Vatican to the United States Congress.</w:t>
+        <w:br/>
+        <w:t>Unless the Protestants are able to overcome their paranoia, it's hard to envision a long-term, sustainable solution in Northern Ireland. Somehow they have to bring themselves to compromise. They have to bargain hard and then settle for halfway measures, like cross-border economic links with the republic, to satisfy the aspirations of moderate Catholic nationalists. Otherwise their intransigence will cause the I.R.A. cease-fire to crack. Then the more violence-prone militants will take over and command enough allegiance in the Catholic community to keep the armed struggle going well into the next century.</w:t>
         <w:br/>
         <w:br/>
         <w:t>Graphic</w:t>
@@ -107,7 +131,7 @@
         <w:br/>
         <w:t xml:space="preserve"> </w:t>
         <w:br/>
-        <w:t>Photos: Many homeless people in San Francisco carry signs that describe their dire need or misfortune. Larry King takes a different approach. San Francisco's history of tolerance and social services, combined with a lack of affordable housing, has led to a homeless population of 16,000 on a given night. Angie, 43, panhandling to get the $10 guest fee at a hotel. (Photographs by Darcy Padilla for The New York Times)</w:t>
+        <w:t>Photos: The Shankill in West Belfast is a Protestant ghetto that juts through Catholic neighborhoods like a defiant fist. Its murals celebrate the Ulster Defense Association, an old-time Protestant loyalist organization, and the paramilitaries, many of whom believe the cease-fire is a sham. (PHOTOGRAPH BY GIDEON MENDEL/NETWORK/MATRIX)(pg. 32); A Protestant pub in a private house in Ballysillan, a Belfast neighborhood. Says one Protestant pub owner: "All I want is to be left to run a business, to have a bit of life and to stay British." (PHOTOGRAPH BY ETTORE MALANCA/SIPA PRESS)(pg. 34)</w:t>
       </w:r>
     </w:p>
     <w:sectPr>

--- a/example_articles/states/Washington/3.states_Washington_New_York_Times.docx
+++ b/example_articles/states/Washington/3.states_Washington_New_York_Times.docx
@@ -7,9 +7,9 @@
         <w:pStyle w:val="Heading1"/>
       </w:pPr>
       <w:r>
-        <w:t>Protestant and Paranoid in Northern Ireland;</w:t>
+        <w:t>Man in the News: Franklin Delano Raines;</w:t>
         <w:br/>
-        <w:t>By John Darnton</w:t>
+        <w:t>Moving From Big Money to Politics</w:t>
       </w:r>
     </w:p>
     <w:p>
@@ -19,22 +19,22 @@
     </w:p>
     <w:p>
       <w:r>
-        <w:t>Date: 1995-01-15</w:t>
+        <w:t>Date: 1996-04-13</w:t>
       </w:r>
     </w:p>
     <w:p>
       <w:r>
-        <w:t>Section: Section 6; ; Section 6;  Page 32;  Column 1;  Magazine Desk ; Column 1;</w:t>
+        <w:t>Section: Section 1; ; Section 1;  Page 8;  Column 1;  National Desk ; Column 1; ; Biography</w:t>
       </w:r>
     </w:p>
     <w:p>
       <w:r>
-        <w:t>Source file: NYT/55.DOCX</w:t>
+        <w:t>Source file: NYT/39.DOCX</w:t>
       </w:r>
     </w:p>
     <w:p>
       <w:r>
-        <w:t>Raw locations result, 'locations': ['Washington']</w:t>
+        <w:t>Raw locations result, 'locations': ['Washington (state)']</w:t>
       </w:r>
     </w:p>
     <w:p>
@@ -51,79 +51,37 @@
     </w:p>
     <w:p>
       <w:r>
-        <w:t>When the Protestant paramilitaries decided to proclaim a cease-fire late last year, they chose Gusty Spence to announce it. Spence, at 61, is a retired terrorist. He is the father figure -- if that's the right term -- of modern-day loyalist violence in Northern Ireland. In 1966 he founded the Ulster Volunteer Force, a murderous gang that took its name from a private army of unionists that sprang up just before World War I to provoke a civil war rather than break from Britain. Later that year, after he had killed a young Catholic barman, Spence was sentenced to life in Long Kesh prison. Somewhere along the way he repented, turned his back on violence and, after 18 years, was released. To the extremists he's still a revered figure.</w:t>
+        <w:t>When Franklin D. Raines was asked by the Boeing Company to join its board last year, he answered that it would be a great honor -- and that by the way, he had a personal connection to the giant aircraft company: his mother had worked for years cleaning its offices in Seattle.</w:t>
         <w:br/>
-        <w:t>Watching him on television, I was impressed by the way Spence read out the cease-fire statement. His voice seemed to tremble as he offered "abject and true remorse" to "the loved ones of all innocent victims over the past 25 years." So I went to look him up. I found him in West Belfast inside the Shankill Historical Society, a fortresslike building with several locked doors of reinforced steel and, like many homes and offices in the city, an external camera to beam the image of callers onto a snowy black-and-white monitor deep inside a windowless control room.</w:t>
+        <w:t>In a career that has already come a long way -- from a working-class family to a Rhodes Scholarship, a post in the Carter Administration and a lucrative career on Wall Street -- Mr. Raines took another big step today, agreeing to become President Clinton's budget chief. It is a job that puts him at the very center of Washington politics and makes him one of two black Cabinet-level officials in the Clinton Administration.</w:t>
         <w:br/>
-        <w:t>Spence had a ruddy complexion and tufts of thin white hair above his ears, and he wore his spectacles perched on his nose and tilted downward, which gave him a bemused look. It wasn't easy to reconcile the figure before me with his younger, mythic self and in particular with a much-published photograph that used to send shudders through the Catholic community, of a man in black sunglasses and black knit hat with an arrogant tilt to the jaw. As I introduced myself, Spence cracked a joke about Gerry Adams, the Sinn Fein leader, whom he apparently regarded as a late-comer to nonviolence. "There's nothing as boring as a reformed town drunk," he bellowed. "Once he gives up the bottle, he's always pitching everybody else to give it up."</w:t>
+        <w:t>Indeed, he had come so far that President Clinton could not resist a dig at him. Alluding to the fact that Mr. Raines would be giving up a huge salary in the business world to take the $148,400-a-year job as Director of the Office of Management and Budget, Mr. Clinton said he would be joining "other successful people who came into this Administration to help save the middle class and when they leave they'll be part of it."</w:t>
         <w:br/>
-        <w:t>Spence spoke about his own moral conversion and Armistice Day, 1977, when he convened his coterie of fellow paramilitaries inside prison to tell them he was resigning from the Ulster Volunteer Force for reasons of conscience. He pulled out a pipe and lighted it. He spoke movingly of his hopes that the troubles were finally over and of the need to "keep the guns from thundering again" and to close up the wounds on both sides. He would gladly, he said, sit down to negotiate with Adams.</w:t>
+        <w:t>As vice chairman of Fannie Mae, the giant mortgage company, Mr. Raines earned $2.25 million last year.</w:t>
         <w:br/>
-        <w:t>But what would he actually say to Adams? His face clouded. "Let's start talking turkey here. Forget the all-Ireland crap. How can you insist on talking about a united Ireland with 10 percent of the vote? Insist! What're you going to do -- pull out a gun? I'm not prepared to give up the reality I have for some idealistic intangible. I'll never be prepared to see Ulster break away from Great Britain."</w:t>
+        <w:t>As budget chief, the 47-year-old Mr. Raines may have to wait for a second Clinton Administration, if there is one, to make much of a mark. Mr. Clinton has already set his broad budget policy, having made a commitment to balance the budget in seven years.</w:t>
         <w:br/>
-        <w:t>Unionist Protestants in Northern Ireland -- and upward of 90 percent of the 950,000 Protestants favor continued union with Britain -- are like that. The preamble can sound surprisingly moderate. But watch the body of the text. Now that there is actually a glimmer of hope that they can reach some kind of accommodation with the province's 650,000 Catholics, the Protestants are willing to compromise -- up to a point. That point is the future constitutional status of Ulster. And that of course is the nub of the sectarian fighting that has claimed 3,171 lives and wounded 36,807 over the past quarter of a century. On the paramount question there is no give, "no surrender," as the famous unionist battle cry has it. Northern Ireland must remain a part of Great Britain. End of discussion.</w:t>
+        <w:t>The Administration and Congress are still trying to reach agreement on the current year's budget, but if any deal is to be struck, it will probably be soon. And the Administration has already unveiled its budget for next year, even if it stands no chance of being adopted by the Republican-controlled Congress.</w:t>
         <w:br/>
-        <w:t>Everyone knows about the Catholics. Their struggle for equality and justice, which goes back 300 years, has been well documented. Hollywood has put it on the screen and novelists have put it into paperback thrillers. Human rights groups have taken up their cause. It's the Protestants, the majority in Northern Ireland, who are mysterious and voiceless, and who, curiously enough, feel victimized. They are the ones apt to take refuge in negativism and intransigence. But, ultimately, they are the key to the process, the only ones who can grant peace. To get to that point, however, they must conquer their devils. That will take reflection and confidence.</w:t>
+        <w:t>But if his job lasts beyond next January, Mr. Raines is likely to find himself at the center of the process of making the tough choices that the President's broad commitment to balancing the budget entails. And he could find himself a point man in the political rough and tumble as the Administration and Congress fight over what should be cut to try to bring spending in line with revenue.</w:t>
         <w:br/>
-        <w:t>"We're a disaffected, alienated and powerless people," insists David Ervine, a community activist and budding politician. "And we're accused of being orange-shirted Fascisti. Hell, we can't even get jobs ourselves." Ervine heads a splinter group, the Progressive Unionist Party. In the lexicon of Belfast newspapers, he is "familiar with the thinking" of one of the major Protestant paramilitaries, which means that he functions as their above-ground counselor. He worked long hours to bring them around to the idea of their own cease-fire. "Naturally, Protestants are frightened. Up to now, they've been left out of the process. Have you ever been outside closed doors when people inside are talking about you? You're fearful, right? So you pull down the shutters. It's called paranoia."</w:t>
+        <w:t>Mr. Raines served on Mr. Clinton's transition team after the 1992 election and has long been thought to be in line for an Administration job.</w:t>
         <w:br/>
-        <w:t>The cease-fires are a bit ragged but, as of early January, are still holding. The British Government and Sinn Fein, the I.R.A.'s political arm, have held several rounds of "exploratory" talks but achieved no breakthrough. On New Year's Eve, Catholics and Protestants met on the "peace line" separating their neighborhoods to drink Champagne. But terrorists on both sides still administer "punishment beatings," dragging young men said to be lawbreakers out of their homes and smashing their legs with iron bars and baseball bats. It's a method of maintaining control in neighborhoods that remain off-limits to the police. Both groups still extort money from bars and small businesses and sell drugs to finance operations, though not, they claim indignantly, near schoolyards. But the bombs and the bullets are for the most part absent.</w:t>
+        <w:t>He said today that he was looking forward to working with Congress and on "this issue of now that there's an agreement on balancing the budget, what values will that budget embody?"</w:t>
         <w:br/>
-        <w:t>As people here understand only too well, a cessation of hostilities is not the same thing as permanent peace. For that, a series of immediate hurdles has to be somehow surmounted: Will the I.R.A. and the paramilitaries hand over their guns? Will prisoners on both sides, who are jailed for criminal offenses that the groups regard as political, be released? How will a neutral and effective police force be set up? How can a local assembly be established that is acceptable to both Catholics and Protestants? How much of a role can Dublin play in the affairs of the province? And, at the end of the day, there must be a determination that Ulster's sovereignty lies either with London or with Dublin.</w:t>
+        <w:t>"That's the most important fiscal issue that's facing the country now," Mr. Raines said, "and I'm happy to be able to have a part in it."</w:t>
         <w:br/>
-        <w:t>How can these seemingly irreconcilable positions be squared? The devil doesn't lie in the details but in the grand design. It's a matter for Solomon, as exacting a charge as deciding the provenance of the disputed baby -- except that in this case both mothers would prefer that the child be cut in two than that it fall into the arms of the other.</w:t>
+        <w:t>Franklin Delano Raines was born on Jan. 14, 1949, in Seattle, where he said he was instilled with a work ethic and, as his parents' choice of name for him might suggest, a belief that Government could be a powerful source of change and improvement for people.</w:t>
         <w:br/>
-        <w:t>AT THE MOMENT, THE PROTESTANTS are defensive, feeling friendless and misunderstood, much like the white Rhodesians in the 1970's. They seem to be yearning for their own liberation. Not long ago a Protestant community worker was asked when the Protestants would produce a great conciliator, someone to lead them the way former President F. W. de Klerk led the whites of South Africa. Without skipping a beat, in an observation whose truth seemed to surprise even himself, he blurted out: "We don't need a de Klerk. We need a Mandela!" Surely, it's the only state in the world where the majority, retaining all the privileges -- better jobs, better housing, better schooling -- ends up feeling subjugated and threatened.</w:t>
+        <w:t>'It's something I was taught throughout my life, to be something important," Mr. Raines said at the White House ceremony where his appointment was announced today. "You don't grow up with the initials F.D.R. without having some appreciation of the role, and the positive role, that Government can play in the lives of people throughout this nation and throughout the world."</w:t>
         <w:br/>
-        <w:t>The reason, of course, is that the Protestants are a majority in Northern Ireland but would be instantly transformed into a minority if Ulster were to merge with the republic, where 95 percent of the 3.5 million people are Catholic. It is this Protestant majority within a potential Catholic majority that makes the Irish configuration so intractable. The sense of siege is heightened by a "brain drain" of young Protestants to England and Scotland and by a higher Catholic birthrate. Somewhere around the year 2030, most demographers believe, there will be a rough parity in the two populations in the north.</w:t>
+        <w:t>After graduating from high school in Seattle, Mr. Raines attended Harvard College, where he received a B.A. in government. He then spent a year as a Rhodes Scholar at Oxford University in England in 1971 -- three years after Mr. Clinton was a Rhodes Scholar there -- before returning to Harvard Law School, from which he graduated in 1974.</w:t>
         <w:br/>
-        <w:t>Just as some Afrikaners felt an underlay of guilt for the treatment of black South Africans or Americans for wresting land from the Indians, Protestants carry a historical burden. The British, having subdued the remote and troublesome province at the beginning of the 17th century, brought over Scottish and English settlers and gave them land confiscated from the Catholics. Predictably, antagonism between settlers and natives was intense, breaking out in a major rebellion in 1641 and erupting periodically ever since. "What always runs through the republican grudge is the essence of dispossession, the mythology that they were kicked off fertile lands," says Raymond Ferguson, a councilor in the southern town of Enniskillen. "And on the Protestant side, the essence of the fear is again dispossession."</w:t>
+        <w:t>After working for two years as a lawyer in Seattle, he was appointed by President Jimmy Carter to be associate director of economics and government in the Office of Management and Budget. After President Carter's defeat by Ronald Reagan in 1980, Mr. Raines went to Wall Street, working in the municipal finance division of Lazard Freres &amp; Company, the investment firm.</w:t>
         <w:br/>
-        <w:t>Protestant supremacy was reinforced by discrimination in employment when Belfast turned into a center for shipbuilding and linen mills in the mid-19th century. It was promoted by institutions of Protestant ascendancy like the Orange Order, founded in 1795. So intense was the identification with Britain that when the rest of Ireland was agitating for independence or Home Rule in 1912, unionists organized an army to defend the right to remain British. World War I shelved the conflict until partition in the 1920's.</w:t>
+        <w:t>He left Lazard in 1991 to become vice chairman of Fannie Mae, a private company created by the Government to help the housing market by packaging and selling home mortgages to investors.</w:t>
         <w:br/>
-        <w:t>These unsettled days, Protestants are searching for "the Ulster identity." Cultural societies are springing up. Genealogical research is booming. Books and pamphlets are pouring out, covering everything from the Ulstermen who signed the American Declaration of Independence or died at the Alamo to Cuchulain, the mythological Irish hero-warrior expropriated, as Protestants would have it, by the Irish nationalists of 1916 who fought the British and installed his statue in Dublin's General Post Office.</w:t>
-        <w:br/>
-        <w:t>It's a bit hard to know what to make of it all. Is it an expression of a new strident nationalism or is it a positive attempt by Protestants to figure out who they really are and where they fit in? At times they sound as if they are engaged in a quest for something vital that has been lost.</w:t>
-        <w:br/>
-        <w:t>"People say that Protestants have no culture, that our culture is beating a big drum and playing a flute," says Willie Smith, a community worker in Woodvale. "When we learned history it was always British history -- the Battle of Hastings, not the Siege of Derry. What happened to Irish music, the language, sports like hurling? They acquired a republican stigma. The republicans stole them if you like. So what were we left with?"</w:t>
-        <w:br/>
-        <w:t>Historical revisionism is rife. It reaches far back to prehistoric times, asserting among other things that the primitive cave-dwellers who fashioned flint-axes uncovered in the north had different skills from those who made them in the south. It posits the existence of original neolithic inhabitants, the so-called Cruthin. The revisionists insist that the Cruthin resisted the fifth-century-B.C. invasion of the Celts (who spread the Gaelic culture that the world today identifies as Irish), but eventually were pushed across the Irish Sea to Scotland. This dubious version of events has a bonus for ideologues. It means, explains George Patton, head of the Grand Orange Lodge, that the influx was "not an invasion of Scottish settlers, it was a return of the early inhabitants of this island." Orthodox historians, like R. F. Foster of Oxford, view the Cruthin as an "origin myth." As Foster said: "It's all tailored to make a contemporary political point. But that's what Irish history has always been. It's a quarry from which you pick the stones that you want."</w:t>
-        <w:br/>
-        <w:t>FOR A CRASH COURSE IN PARANOIA among "the Prods," I went to Shankill Road in West Belfast. The Shankill, the historic working-class district, is a shrinking Protestant ghetto that juts through Catholic neighborhoods like a defiant fist. Predictably, it's a caldron of rage and extremism. The famous wall murals painted on two-story brick facades extol the paramilitaries, depicted as thick-chested gunmen in camouflage fatigues grasping rifles and wearing black balaclavas to hood their faces.</w:t>
-        <w:br/>
-        <w:t>Bobby Mahoot owns the Sportsman Lounge on Upper Charleville Street. The establishment, a windowless lair protected by buzzer-activated locks and security cameras, is, as the saying goes, "known to the authorities." Loyalist paramilitaries drink there, although never after a major operation; that is against the rules. Mahoot has wide-set cold blue eyes and a receding hairline. He chain-smokes. He zips up a black leather jacket and gives me a tour of the neighborhood.</w:t>
-        <w:br/>
-        <w:t>We visit a 58-year-old man, Robert Robinson, who lost his 27-year-old son to the troubles five years before, and a man who lost part of his leg to an I.R.A. car bomb. Eventually, we come to the home of one of Shankill's most notorious killers, (Mad Dog) Johnny Adair, who is in the Maze prison, awaiting trial on a charge of "directing terrorism. His wife, Gina, also active in paramilitary circles, invites us in. Adair's 2-year-old daughter, Chloe, plays on the floor. "They'll keep Johnny in jail as long as they can," Gina says. "He's one man they want off the streets." Mahoot adds: "Johnny Adair won't accept the cease-fire. He's a loyalist through and through. He's got a couple of hundred young men who follow him."</w:t>
-        <w:br/>
-        <w:t>Earlier that morning there had been a fight between Catholics and Protestants at the Crumlin Road courthouse, where Adair was supposed to appear, and Gina telephoned "the boys" for reinforcements. Behind the courthouse is a menacing knot of 30 or so young men milling about with clubs, and with spray-painted masks in their pockets. After some time, they put the masks on, overturn a van and set it on fire. For several hours there are hit-and-run encounters with the police, throwing stones and dodging plastic bullets. One man, slightly older than the others, catches my attention. He wears a green jacket with a torn sleeve and he is wrought with excitement. He seems more angry with the police than with the Catholic republicans. "They're swamping our neighborhood," he tells me. "The republicans are getting out of prison and we get these bloodsuckers." Hours later, shots are fired at the police. The man in the green jacket disappears and then returns wearing a different coat. He is clearly the gunman.</w:t>
-        <w:br/>
-        <w:t>When the I.R.A. cease-fire was announced, many Protestants saw it as a trick or, worse, a secret deal between the I.R.A. and the British Government. Their faith in the steadfastness of British resolve has been sorely tested over the years. The 1985 Anglo-Irish Agreement, which gave Dublin a role in discussing the province's future, was regarded as treason. Revelations last year that the British had in fact engaged in secret back-channel contacts with Sinn Fein simply confirmed the duplicity of perfidious Albion. The view of the cease-fire was summed up by Gary McMichael, a 25-year-old life insurance salesman whose father was a major figure in the paramilitary movement: "Bear in mind, we had 25 years of I.R.A. violence and then suddenly one day out of the blue the I.R.A. says it's giving up the struggle. Most people figured there had to be another reason. They must have been promised something. They ended the violence because they no longer needed the violence -- they got what they wanted."</w:t>
-        <w:br/>
-        <w:t>But the cease-fire changed the mood. Belfast began to relax. Prime Minister Major made several trips, promising among other things to hold a referendum in the north on any proposals that might emerge from talks. Gradually, the skepticism thawed and some Protestants began to allow themselves to feel hopeful. Along Shankill Road, however, suspicion is still king.</w:t>
-        <w:br/>
-        <w:t>To Bobby Mahoot, the I.R.A. cease-fire is a sham. Before it began, he notes, came a campaign in which five Protestant paramilitary leaders were gunned down. He believes the I.R.A. is even now picking future targets. In his darker moments, he suspects complicity on the part of the Northern Ireland Office, the British ruling authority. Peace will never last, he says, because the divisions are just too deep. "This isn't about Catholics and Protestants here. It's about loyalists and republicans. It's political, not religious. Nobody's even religious anymore -- half a mile away are two Protestant churches that have been sold to the Pakistanis." I ask him what he wants in the future. "All I want is to be left to run a business, to have a bit of a life and to stay British."</w:t>
-        <w:br/>
-        <w:t>THE ALIENATION OF PROTESTANTS IS deepened by the lack of effective political representation. There is no one on the unionist side comparable to Gerry Adams, no one as quick on his feet before the TV cameras or as adept at pulling words out of the air to express the feelings of everyday people. Ulster's best-known politician is the Rev. Ian Paisley, 68 years old and an unbudging obstructionist who still refers to the papacy as "that Babylonian whore."</w:t>
-        <w:br/>
-        <w:t>The most influential politician is practically invisible -- James Molyneaux, the 74-year-old head of the Ulster Unionist Party. Molyneaux, who calls himself "the dull dog" of Northern Ireland politics, has so far cooperated with the British-Irish peace initiative. He plays politics at Westminster as if it were back-room poker, and his strongest chips are his nine party votes, which he loans out to Major for important parliamentary squabbles. The Northern Ireland Parliament died when London imposed direct rule in 1972. So aside from local councilors, there are only M.P.'s in London and Brussels, light-years away from the mean streets of Shankill or East Belfast.</w:t>
-        <w:br/>
-        <w:t>Filling the political vacuum is a band of community activists, articulating the idea that poor Catholics and poor Protestants have a lot in common and are both exploited by the mainline politicians. Sammy Douglas, a cheerful man who heads the East Belfast Development Agency, is old enough at 41 to remember the first Catholic civil rights marches of 1968. "We were told it was all propaganda," he says, "the same way we were told that Catholics were lazy and lived in dirty houses and that we were superior because we were Protestants -- all the myths.</w:t>
-        <w:br/>
-        <w:t>"But the ironic thing about what people from a Catholic community would call the Protestant ascendancy is that we had the power for 50 years, yet my father was out of work. There were seven in my family; we lived in a "two-up, two-down" house. It was 150 years old. The conditions were some of the worst in Europe. We had rats running around. And yet we were told we were special. And the biggest problem, the thing that I'm so frustrated about, is that those of us in the Protestant community believed it. We were conned in so many ways. And when I look back now I realize it was a small band of Protestants who did it, the aristocrats -- the Lord Brookeboroughs, the Lord O'Neills, Maj. James Chichester-Clark and these people. They would come around the Protestant communities with their Union Jacks and they would get the votes and then you wouldn't hear of them again."</w:t>
-        <w:br/>
-        <w:t>I ask him about the first Catholic he remembers meeting. "I was about 14 and getting interested in girls. So my friend and I met two girls coming home from school, and we arranged to go out with them, just boy-and-girl. This went on for three weeks. And one night I had arranged to meet this girl and go to a pub after school. And she didn't turn up. I never saw her again in my life. I met my friend after and I said, 'What happened to Marie?' -- I think that was her name. And he said, 'You'll not believe this, but she found out that you were her cousin.'</w:t>
-        <w:br/>
-        <w:t>"She was my full cousin. My father's brother -- it was a big family, there were 12 -- he had 'betrayed' the family. That's what they called it. He had married a Catholic. He lived in West Belfast and so I had a whole bunch of cousins there I'd never met. You find this in a small city like Belfast. I know some of the Sinn Fein people who have Protestant relatives. That's the irony of the whole thing. I think that that in many ways shows the tragedy of Northern Ireland."</w:t>
-        <w:br/>
-        <w:t>What these nascent politicians have in mind is a pluralist and more equitable society, but not one that is linked to the Republic of Ireland. Like many others, Billy Hutchinson, a 38-year-old community worker, learned tolerance in prison. As a young man he acted as the getaway driver for a gang that murdered two Catholics on the Falls Road; he was sentenced to life but was released after 15 years. "I was exposed to a lot of new ideas," he says. "I realized we were just the same as the Catholics." No one is more articulate in describing the need for an Ulster freed from prejudices of the past. But ask him about the I.R.A. and he replies: "What I have a problem with is someone sticking a gun in my face and saying you may be British but when the British withdraw, you'll be Irish."</w:t>
-        <w:br/>
-        <w:t>Whether they call themselves loyalists or unionists or Ulstermen, Protestants do not appear secure in themselves. They have a great attachment to symbols and icons but these are just props. The great testimonial comes on "the 12th" of July, the day of marching to celebrate the victory of the Protestant King William over the Catholic King James at the Battle of the Boyne in 1690. It is something to behold: thousands upon thousands of Orangemen parading to the strains of flutes and the pounding of bass drums. All are dressed just the same. They wear dark suits with orange sashes and bowler hats and they carry umbrellas. There is no rite in any former British colony in Africa or Asia that seems as anachronistic as this one. It's strangely poignant, this affirmation of their Britishness when most Britons, who gave up that dress 80 years ago, would just as soon wash their hands of them.</w:t>
-        <w:br/>
-        <w:t>So much of the so-called Ulster identity is based on a negative. On a literal negative, as in saying "no" to Home Rule in 1912, "no" to the Anglo-Irish Agreement in 1985 and "no" today to talks with Sinn Fein or arrangements that might give Dublin a partial role in running, say, tourism. And based on a more abstract negative, which comes when Protestants define themselves by what they are not -- they are not Catholics.</w:t>
-        <w:br/>
-        <w:t>To some, unionism means continued union with Britain, but to most it means no to a united Ireland. A united Ireland would transform Protestants into a minority and subject them, at least in their own minds, to the same discrimination they have been meting out for decades. Living on the dark side of their own fears like this makes it hard to undertake positive, proactive steps. The whole game becomes stopping things and remaining ever wary. Roman Catholics down the street are not neighbors with different religious convictions but fifth columnists for an alien regime. And when Catholic politicians from Belfast, Dublin and Washington get together, it is the beginning of the much-feared "pan-nationalist front," an unholy alliance that stretches from the Vatican to the United States Congress.</w:t>
-        <w:br/>
-        <w:t>Unless the Protestants are able to overcome their paranoia, it's hard to envision a long-term, sustainable solution in Northern Ireland. Somehow they have to bring themselves to compromise. They have to bargain hard and then settle for halfway measures, like cross-border economic links with the republic, to satisfy the aspirations of moderate Catholic nationalists. Otherwise their intransigence will cause the I.R.A. cease-fire to crack. Then the more violence-prone militants will take over and command enough allegiance in the Catholic community to keep the armed struggle going well into the next century.</w:t>
+        <w:t>Friends and associates said Mr. Raines has a deep understanding of the role of financial markets in setting economic policy, and in particular of the need to soothe the bond market's fears of inflation -- and thus keeping long-term interest rates down -- by achieving a balanced budget.</w:t>
         <w:br/>
         <w:br/>
         <w:t>Graphic</w:t>
@@ -131,7 +89,7 @@
         <w:br/>
         <w:t xml:space="preserve"> </w:t>
         <w:br/>
-        <w:t>Photos: The Shankill in West Belfast is a Protestant ghetto that juts through Catholic neighborhoods like a defiant fist. Its murals celebrate the Ulster Defense Association, an old-time Protestant loyalist organization, and the paramilitaries, many of whom believe the cease-fire is a sham. (PHOTOGRAPH BY GIDEON MENDEL/NETWORK/MATRIX)(pg. 32); A Protestant pub in a private house in Ballysillan, a Belfast neighborhood. Says one Protestant pub owner: "All I want is to be left to run a business, to have a bit of life and to stay British." (PHOTOGRAPH BY ETTORE MALANCA/SIPA PRESS)(pg. 34)</w:t>
+        <w:t>Photo: Franklin D. Raines, President Clinton's new budget chief. (Associated Press)</w:t>
       </w:r>
     </w:p>
     <w:sectPr>

--- a/example_articles/states/Washington/3.states_Washington_New_York_Times.docx
+++ b/example_articles/states/Washington/3.states_Washington_New_York_Times.docx
@@ -7,9 +7,7 @@
         <w:pStyle w:val="Heading1"/>
       </w:pPr>
       <w:r>
-        <w:t>Man in the News: Franklin Delano Raines;</w:t>
-        <w:br/>
-        <w:t>Moving From Big Money to Politics</w:t>
+        <w:t>A Huge, Uncharted Experiment on the U.S. Economy Is About to Begin; Guest Essay</w:t>
       </w:r>
     </w:p>
     <w:p>
@@ -19,17 +17,17 @@
     </w:p>
     <w:p>
       <w:r>
-        <w:t>Date: 1996-04-13</w:t>
+        <w:t>Date: 2023-02-12</w:t>
       </w:r>
     </w:p>
     <w:p>
       <w:r>
-        <w:t>Section: Section 1; ; Section 1;  Page 8;  Column 1;  National Desk ; Column 1; ; Biography</w:t>
+        <w:t>Section: OPINION</w:t>
       </w:r>
     </w:p>
     <w:p>
       <w:r>
-        <w:t>Source file: NYT/39.DOCX</w:t>
+        <w:t>Source file: NYT/7.DOCX</w:t>
       </w:r>
     </w:p>
     <w:p>
@@ -51,45 +49,47 @@
     </w:p>
     <w:p>
       <w:r>
-        <w:t>When Franklin D. Raines was asked by the Boeing Company to join its board last year, he answered that it would be a great honor -- and that by the way, he had a personal connection to the giant aircraft company: his mother had worked for years cleaning its offices in Seattle.</w:t>
+        <w:t>If you want to understand the immense windfall the Biden administration is about to bestow on green industries, take a look at hydrogen. Engineers still aren't exactly sure what role the gas will play in a climate-friendly economy, but they're pretty sure that (contra the ridicule in "Glass Onion") it will be useful for something. We might burn it to generate heat in factories, for instance, or use it to make high-tech chemicals.</w:t>
         <w:br/>
-        <w:t>In a career that has already come a long way -- from a working-class family to a Rhodes Scholarship, a post in the Carter Administration and a lucrative career on Wall Street -- Mr. Raines took another big step today, agreeing to become President Clinton's budget chief. It is a job that puts him at the very center of Washington politics and makes him one of two black Cabinet-level officials in the Clinton Administration.</w:t>
+        <w:t>And thanks to three laws Congress passed over the past two years — the bipartisan infrastructure law, the CHIPS and Science Act and the climate-focused Inflation Reduction Act — the industry will be very well taken care of. Over the next decade, the government is going to invest $8 billion in hydrogen "hubs" across the country, special zones where companies, universities and local governments can build the machinery and expertise that the new industry needs. Other hydrogen projects will qualify for a $10 billion pot of money in the Inflation Reduction Act or $1.5 billion in the infrastructure bill. Still others could draw from a new $6.3 billion program that will help industrial firms develop financially risky demonstration projects.</w:t>
         <w:br/>
-        <w:t>Indeed, he had come so far that President Clinton could not resist a dig at him. Alluding to the fact that Mr. Raines would be giving up a huge salary in the business world to take the $148,400-a-year job as Director of the Office of Management and Budget, Mr. Clinton said he would be joining "other successful people who came into this Administration to help save the middle class and when they leave they'll be part of it."</w:t>
+        <w:t>So that's up to $25.8 billion before you get to the bazooka: an uncapped tax credit for hydrogen that could pay out perhaps $100 billion or more over the next decades.</w:t>
         <w:br/>
-        <w:t>As vice chairman of Fannie Mae, the giant mortgage company, Mr. Raines earned $2.25 million last year.</w:t>
+        <w:t>Few Americans realize it yet, but the trifecta of the Biden-era laws amounts to one of the biggest experiments in how the American government oversees the economy in a generation. If this experiment is successful, it will change how politicians think about managing the market for years to come. If it fails or misfires, then it will greatly limit the number of tools to fight climate change or a recession. The story of the 21st-century American economy is being shaped now.</w:t>
         <w:br/>
-        <w:t>As budget chief, the 47-year-old Mr. Raines may have to wait for a second Clinton Administration, if there is one, to make much of a mark. Mr. Clinton has already set his broad budget policy, having made a commitment to balance the budget in seven years.</w:t>
+        <w:t>I say "experiment," but, really, there are two. The first concerns the economy. President Biden's team believes that it can move the United States toward a more robust, high-capacity and even re-industrialized economy. Can it? And can it use policy moreover to make sure that innovative ideas don't get lost in the research lab or patent office, but instead make their way to the factory floor and corporate showroom, generating jobs and economic value along the way?</w:t>
         <w:br/>
-        <w:t>The Administration and Congress are still trying to reach agreement on the current year's budget, but if any deal is to be struck, it will probably be soon. And the Administration has already unveiled its budget for next year, even if it stands no chance of being adopted by the Republican-controlled Congress.</w:t>
+        <w:t>The second experiment: Can the same economy — which has, virtually since the abolition of slavery, derived a good deal of its industrial energy from extracting hydrocarbons from the ground and setting them on fire — find a new primary energy source? Even today, America generates 79 percent of its energy from fossil fuels. The administration is, in a sense, trying to conduct a high-stakes heart transplant on the economy while the patient remains alive on the table.</w:t>
         <w:br/>
-        <w:t>But if his job lasts beyond next January, Mr. Raines is likely to find himself at the center of the process of making the tough choices that the President's broad commitment to balancing the budget entails. And he could find himself a point man in the political rough and tumble as the Administration and Congress fight over what should be cut to try to bring spending in line with revenue.</w:t>
+        <w:t>Don't get me wrong: Some kind of climate boom is now all but assured. The investment bank Credit Suisse predicted last year that the Inflation Reduction Act would put more than $800 billion into the economy by the end of the decade, galvanizing more than $1.7 trillion in climate-friendly public and private spending overall. The law will transform the United States into the "world's leading energy provider," the bank said. The American renewable industry alone could attract 78 percent more investment per year by 2031, according to the energy-research firm Wood Mackenzie.</w:t>
         <w:br/>
-        <w:t>Mr. Raines served on Mr. Clinton's transition team after the 1992 election and has long been thought to be in line for an Administration job.</w:t>
+        <w:t>But I worry that the federal government has started its experiments too haphazardly. The Inflation Reduction Act did not emerge from careful study and bipartisan consensus building, but from intraparty haggling and a harried legislative process. Even the bipartisan CHIPS Act was more of a crisis measure than a strategic intervention. These shortcomings are forgivable; in the Inflation Reduction Act's case, it's not like Republicans were ever going to help pass a climate bill. But these constraints have deprived the government of the strong institutions, internal expertise and administrative capacity that have made similar experiments successful in other countries.</w:t>
         <w:br/>
-        <w:t>He said today that he was looking forward to working with Congress and on "this issue of now that there's an agreement on balancing the budget, what values will that budget embody?"</w:t>
+        <w:t>For practical purposes, that means, first, that the government won't be able to spend all this money in the right place. The U.S. financial system persistently struggles to fund projects that take a long time to turn a profit and that can expect to have only modest returns. Unfortunately, the biggest and most important physical infrastructure — factories, transmission lines — often fall under that category. In other countries, industrial policy has entailed creating an agile, entrepreneurial agency that can get money to the right companies in the right ways — as a loan, as equity, as a purchase guarantee.</w:t>
         <w:br/>
-        <w:t>"That's the most important fiscal issue that's facing the country now," Mr. Raines said, "and I'm happy to be able to have a part in it."</w:t>
+        <w:t>Congress took some steps in that direction last year. The Inflation Reduction Act beefed up the Loan Programs Office, the Department of Energy's in-house bank, and it established a new green lending office within the Environmental Protection Agency. But Congress has put these institutions on a short leash with a limited mandate. This means that the government can't support as many risky investments as it should.</w:t>
         <w:br/>
-        <w:t>Franklin Delano Raines was born on Jan. 14, 1949, in Seattle, where he said he was instilled with a work ethic and, as his parents' choice of name for him might suggest, a belief that Government could be a powerful source of change and improvement for people.</w:t>
+        <w:t>Second, the government may lack the ability to coordinate its own actions. Late last year, the Biden administration declined to help reopen a "green" aluminum factory in Ferndale, Wash., that was exactly the kind of low-carbon industry it wants to champion. The local union, electric vehicle makers and the state's Democratic leadership all wanted to revive the factory. The project even has national-security relevance, since the United States currently imports aluminum from Russia. But Mr. Biden chose not to intercede with the local electricity provider, the Bonneville Power Administration, to supply the plant with enough cheap power to operate even though it is a federal agency ostensibly under the president's control. Never mind the right hand not knowing what the left hand is doing: The right hand couldn't get the left hand to plug the cord in.</w:t>
         <w:br/>
-        <w:t>'It's something I was taught throughout my life, to be something important," Mr. Raines said at the White House ceremony where his appointment was announced today. "You don't grow up with the initials F.D.R. without having some appreciation of the role, and the positive role, that Government can play in the lives of people throughout this nation and throughout the world."</w:t>
+        <w:t>Finally, the government may not understand enough about the companies it's trying to help. In Taiwan and South Korea, industrial-policy agencies don't only hand out money; they constantly gather information from the private sector and use it to adjust goals and policies over time. The Inflation Reduction Act contains very few mechanisms for this kind of in-flight course adjustment. Its main incentives are tax credits, which are hard to repeal once they're in place and hard to fix if they're not working. They are an unusually mindless way to incentivize companies to change their behavior.</w:t>
         <w:br/>
-        <w:t>After graduating from high school in Seattle, Mr. Raines attended Harvard College, where he received a B.A. in government. He then spent a year as a Rhodes Scholar at Oxford University in England in 1971 -- three years after Mr. Clinton was a Rhodes Scholar there -- before returning to Harvard Law School, from which he graduated in 1974.</w:t>
+        <w:t>And this points to a related concern: that we have underestimated just how hard decarbonization will be. One of the most cherished and widely held ideas in climate activism is that we could have solved climate change by now if only we'd had the "political will."</w:t>
         <w:br/>
-        <w:t>After working for two years as a lawyer in Seattle, he was appointed by President Jimmy Carter to be associate director of economics and government in the Office of Management and Budget. After President Carter's defeat by Ronald Reagan in 1980, Mr. Raines went to Wall Street, working in the municipal finance division of Lazard Freres &amp; Company, the investment firm.</w:t>
+        <w:t>This idea, once true enough, may soon outlive its utility. Mr. Biden and his successors will discover that decarbonization is an inherently difficult and complex societal challenge that cannot be solved with money alone. Some important activities will be legitimately hard to do without emitting carbon pollution; there will be some trade-offs that flummox even the most committed progressives.</w:t>
         <w:br/>
-        <w:t>He left Lazard in 1991 to become vice chairman of Fannie Mae, a private company created by the Government to help the housing market by packaging and selling home mortgages to investors.</w:t>
+        <w:t>Which is to say: Even if the U.S. had an agency that could finance or approve any industrial project in the exact right way at the precise right time, it would still be legitimately unclear which projects it should support. Will a new lithium mine create jobs and build political support for decarbonization, or will its local pollution effects provoke backlash? If a new hydrogen hub opens in your hometown, will you love the growth or hate the higher housing costs?</w:t>
         <w:br/>
-        <w:t>Friends and associates said Mr. Raines has a deep understanding of the role of financial markets in setting economic policy, and in particular of the need to soothe the bond market's fears of inflation -- and thus keeping long-term interest rates down -- by achieving a balanced budget.</w:t>
+        <w:t>The Biden experiments bear the mark of a particular set of lawmakers and White House staff members who needed to meet a particular set of goals. They sought to stimulate the pandemic-depleted economy, reduce carbon pollution in a durable way, respond to what they saw as the Chinese manufacturing juggernaut and — perhaps above all — revitalize the American working class to prevent the next Trumpian crisis. They stumbled on a germ of an idea, a climate-friendly "industrial strategy," and after 18 months of excruciating legislative wrangling, they have somehow made it the law of the land.</w:t>
         <w:br/>
+        <w:t>But the lawmakers who wrote that policy are not charged with carrying it out, and many of the officials who championed it most — like Brian Deese, the director of the National Economic Council — are now leaving the White House. Will the next crew understand what they've inherited? In order for Mr. Biden's two experiments to have a chance of success, the officials must not go on autopilot or disarm the parts of the Inflation Reduction Act meant to build domestic political support. And they cannot assume that everything about the coming climate boom will work out in the end. More than just the country's fate depends on it.</w:t>
         <w:br/>
-        <w:t>Graphic</w:t>
+        <w:t>Robinson Meyer is a climate change reporter in Washington, D.C., and a contributing writer at The Atlantic.</w:t>
         <w:br/>
+        <w:t>The Times is committed to publishing a diversity of letters to the editor. We'd like to hear what you think about this or any of our articles. Here are some tips. And here's our email: letters@nytimes.com.</w:t>
         <w:br/>
-        <w:t xml:space="preserve"> </w:t>
+        <w:t>Follow The New York Times Opinion section on Facebook, Twitter (@NYTopinion) and Instagram.</w:t>
         <w:br/>
-        <w:t>Photo: Franklin D. Raines, President Clinton's new budget chief. (Associated Press)</w:t>
+        <w:t>This article appeared in print on page SR10.</w:t>
       </w:r>
     </w:p>
     <w:sectPr>

--- a/example_articles/states/Washington/3.states_Washington_New_York_Times.docx
+++ b/example_articles/states/Washington/3.states_Washington_New_York_Times.docx
@@ -7,7 +7,7 @@
         <w:pStyle w:val="Heading1"/>
       </w:pPr>
       <w:r>
-        <w:t>A Huge, Uncharted Experiment on the U.S. Economy Is About to Begin; Guest Essay</w:t>
+        <w:t>As Seattle's Economy Slows, Many Like the Change of Pace</w:t>
       </w:r>
     </w:p>
     <w:p>
@@ -17,22 +17,22 @@
     </w:p>
     <w:p>
       <w:r>
-        <w:t>Date: 2023-02-12</w:t>
+        <w:t>Date: 2001-03-29</w:t>
       </w:r>
     </w:p>
     <w:p>
       <w:r>
-        <w:t>Section: OPINION</w:t>
+        <w:t>Section: Section A; Column 1; National Desk; Pg. 1</w:t>
       </w:r>
     </w:p>
     <w:p>
       <w:r>
-        <w:t>Source file: NYT/7.DOCX</w:t>
+        <w:t>Source file: NYT/45.DOCX</w:t>
       </w:r>
     </w:p>
     <w:p>
       <w:r>
-        <w:t>Raw locations result, 'locations': ['Washington (state)']</w:t>
+        <w:t>Raw locations result, 'locations': ['Washington']</w:t>
       </w:r>
     </w:p>
     <w:p>
@@ -49,47 +49,70 @@
     </w:p>
     <w:p>
       <w:r>
-        <w:t>If you want to understand the immense windfall the Biden administration is about to bestow on green industries, take a look at hydrogen. Engineers still aren't exactly sure what role the gas will play in a climate-friendly economy, but they're pretty sure that (contra the ridicule in "Glass Onion") it will be useful for something. We might burn it to generate heat in factories, for instance, or use it to make high-tech chemicals.</w:t>
+        <w:t xml:space="preserve">After the Boeing Company offered some stunning news to its hometown last week, many here took it as the latest bit in a string of misfortune stretching back to the turmoil in the streets when Seattle was the host to world trade talks. </w:t>
         <w:br/>
-        <w:t>And thanks to three laws Congress passed over the past two years — the bipartisan infrastructure law, the CHIPS and Science Act and the climate-focused Inflation Reduction Act — the industry will be very well taken care of. Over the next decade, the government is going to invest $8 billion in hydrogen "hubs" across the country, special zones where companies, universities and local governments can build the machinery and expertise that the new industry needs. Other hydrogen projects will qualify for a $10 billion pot of money in the Inflation Reduction Act or $1.5 billion in the infrastructure bill. Still others could draw from a new $6.3 billion program that will help industrial firms develop financially risky demonstration projects.</w:t>
+        <w:t xml:space="preserve">     Microsoft is fighting an antitrust battle. The go-go dot-com economy is sagging, with the stock of Amazon .com, RealNetworks and other Seattle Internet companies in steep decline. There has been an earthquake and a drought. And now Boeing, the biggest employer in the region, plans to move its headquarters somewhere else. </w:t>
         <w:br/>
-        <w:t>So that's up to $25.8 billion before you get to the bazooka: an uncapped tax credit for hydrogen that could pay out perhaps $100 billion or more over the next decades.</w:t>
+        <w:t xml:space="preserve"> But ask people on the street about Boeing and a surprising theme emerges. Here, where a 19-straight-year economic expansion has brought crippling traffic jams, soaring real-estate prices and angst about the changing character of what had been a famously livable place, many residents feel that a slowdown in the economy would not be so terrible. </w:t>
         <w:br/>
-        <w:t>Few Americans realize it yet, but the trifecta of the Biden-era laws amounts to one of the biggest experiments in how the American government oversees the economy in a generation. If this experiment is successful, it will change how politicians think about managing the market for years to come. If it fails or misfires, then it will greatly limit the number of tools to fight climate change or a recession. The story of the 21st-century American economy is being shaped now.</w:t>
+        <w:t xml:space="preserve">"Part of my reaction was, Yes! Go! Get out of here!" declared Joel Monteith, 38, a business systems analyst at Adobe Systems Inc., the graphics software maker. "That'll be a thousand less cars on the road." </w:t>
         <w:br/>
-        <w:t>I say "experiment," but, really, there are two. The first concerns the economy. President Biden's team believes that it can move the United States toward a more robust, high-capacity and even re-industrialized economy. Can it? And can it use policy moreover to make sure that innovative ideas don't get lost in the research lab or patent office, but instead make their way to the factory floor and corporate showroom, generating jobs and economic value along the way?</w:t>
+        <w:t>Maria Zazycki, a dance-company manager who worries about getting squeezed out of her Capitol Hill apartment, had a similar response.</w:t>
         <w:br/>
-        <w:t>The second experiment: Can the same economy — which has, virtually since the abolition of slavery, derived a good deal of its industrial energy from extracting hydrocarbons from the ground and setting them on fire — find a new primary energy source? Even today, America generates 79 percent of its energy from fossil fuels. The administration is, in a sense, trying to conduct a high-stakes heart transplant on the economy while the patient remains alive on the table.</w:t>
+        <w:t>"Honestly, the first thing I thought of was, lower rents," she said.</w:t>
         <w:br/>
-        <w:t>Don't get me wrong: Some kind of climate boom is now all but assured. The investment bank Credit Suisse predicted last year that the Inflation Reduction Act would put more than $800 billion into the economy by the end of the decade, galvanizing more than $1.7 trillion in climate-friendly public and private spending overall. The law will transform the United States into the "world's leading energy provider," the bank said. The American renewable industry alone could attract 78 percent more investment per year by 2031, according to the energy-research firm Wood Mackenzie.</w:t>
+        <w:t>Census figures show that the Puget Sound region grew by more than half a million people in the last decade, to 3.3 million, and a million more are expected in the next 25 years or so. While people here are not actively hoping for a recession, there is a sense that Seattle needs to slow down. There is also a sense that the city has damaged its blue-collar roots.</w:t>
         <w:br/>
-        <w:t>But I worry that the federal government has started its experiments too haphazardly. The Inflation Reduction Act did not emerge from careful study and bipartisan consensus building, but from intraparty haggling and a harried legislative process. Even the bipartisan CHIPS Act was more of a crisis measure than a strategic intervention. These shortcomings are forgivable; in the Inflation Reduction Act's case, it's not like Republicans were ever going to help pass a climate bill. But these constraints have deprived the government of the strong institutions, internal expertise and administrative capacity that have made similar experiments successful in other countries.</w:t>
+        <w:t xml:space="preserve">"I don't think it's a place that's comfortable anymore for the average working-class person, and that's a shame," said Caro Torgessen, a 44-year-old fisherwoman whose boat is based at the Port of Seattle's Fishermen's Terminal. "You don't feel like it's O.K. to walk around here anymore if you're a person with grease under your fingers." </w:t>
         <w:br/>
-        <w:t>For practical purposes, that means, first, that the government won't be able to spend all this money in the right place. The U.S. financial system persistently struggles to fund projects that take a long time to turn a profit and that can expect to have only modest returns. Unfortunately, the biggest and most important physical infrastructure — factories, transmission lines — often fall under that category. In other countries, industrial policy has entailed creating an agile, entrepreneurial agency that can get money to the right companies in the right ways — as a loan, as equity, as a purchase guarantee.</w:t>
+        <w:t xml:space="preserve">Fishermen's Terminal, which the local author Jonathan Raban calls the city's "last bastion of old-fashioned work, with its nets, crab pots, paintbrushes and carpentering," is convulsed by a debate: Should the port open the terminal to yachts and pleasure boaters? The idea strikes many who work on the docks and in the boats as blasphemy. </w:t>
         <w:br/>
-        <w:t>Congress took some steps in that direction last year. The Inflation Reduction Act beefed up the Loan Programs Office, the Department of Energy's in-house bank, and it established a new green lending office within the Environmental Protection Agency. But Congress has put these institutions on a short leash with a limited mandate. This means that the government can't support as many risky investments as it should.</w:t>
+        <w:t>Some Seattleites who have felt the ravages of the Internet economy seem to feel ambivalent about the city's downturn. "The place changed; it's like it got greedier," said Anne Buckley, who was recently laid off as a design director when her employer, onhealth.com, was acquired by another company.</w:t>
         <w:br/>
-        <w:t>Second, the government may lack the ability to coordinate its own actions. Late last year, the Biden administration declined to help reopen a "green" aluminum factory in Ferndale, Wash., that was exactly the kind of low-carbon industry it wants to champion. The local union, electric vehicle makers and the state's Democratic leadership all wanted to revive the factory. The project even has national-security relevance, since the United States currently imports aluminum from Russia. But Mr. Biden chose not to intercede with the local electricity provider, the Bonneville Power Administration, to supply the plant with enough cheap power to operate even though it is a federal agency ostensibly under the president's control. Never mind the right hand not knowing what the left hand is doing: The right hand couldn't get the left hand to plug the cord in.</w:t>
+        <w:t xml:space="preserve">Now, Ms. Buckley's stock options are, in industry lingo, underwater, or worthless. That is worrisome, especially since she has a 6 1/2-month-old daughter, Maureen, to care for. Yet Ms. Buckley, who was grocery shopping the other day in the Fremont neighborhood, said she saw a silver lining in the downturn. </w:t>
         <w:br/>
-        <w:t>Finally, the government may not understand enough about the companies it's trying to help. In Taiwan and South Korea, industrial-policy agencies don't only hand out money; they constantly gather information from the private sector and use it to adjust goals and policies over time. The Inflation Reduction Act contains very few mechanisms for this kind of in-flight course adjustment. Its main incentives are tax credits, which are hard to repeal once they're in place and hard to fix if they're not working. They are an unusually mindless way to incentivize companies to change their behavior.</w:t>
+        <w:t xml:space="preserve">"It gives the Seattle area some breathing room," she said. "It's got to figure out a way to grow a little more intelligently." </w:t>
         <w:br/>
-        <w:t>And this points to a related concern: that we have underestimated just how hard decarbonization will be. One of the most cherished and widely held ideas in climate activism is that we could have solved climate change by now if only we'd had the "political will."</w:t>
+        <w:t xml:space="preserve">Boeing, by far the biggest employer in the region, says it plans to move only about 1,000 of about 80,000 jobs here out of the area, with its mammoth commercial aircraft unit staying put. </w:t>
         <w:br/>
-        <w:t>This idea, once true enough, may soon outlive its utility. Mr. Biden and his successors will discover that decarbonization is an inherently difficult and complex societal challenge that cannot be solved with money alone. Some important activities will be legitimately hard to do without emitting carbon pollution; there will be some trade-offs that flummox even the most committed progressives.</w:t>
+        <w:t xml:space="preserve">But if, as some civic leaders fear, the company shifts more operations away, the results could be felt everywhere from the local market to hospitals to cultural and philanthropic circles. Nearly 18 percent of the recent $82.5 million campaign for the United Way of King County came from Boeing and its employees. </w:t>
         <w:br/>
-        <w:t>Which is to say: Even if the U.S. had an agency that could finance or approve any industrial project in the exact right way at the precise right time, it would still be legitimately unclear which projects it should support. Will a new lithium mine create jobs and build political support for decarbonization, or will its local pollution effects provoke backlash? If a new hydrogen hub opens in your hometown, will you love the growth or hate the higher housing costs?</w:t>
+        <w:t xml:space="preserve">One attraction of Seattle is its spectacular proximity to nature; as former Mayor Norm Rice once put it, this was a place where schoolchildren could "feel their linkages to water and weather, to sense the unfathomable power of salmon returning to spawn after years at sea, to have mountains and the forests as anchors in their souls." </w:t>
         <w:br/>
-        <w:t>The Biden experiments bear the mark of a particular set of lawmakers and White House staff members who needed to meet a particular set of goals. They sought to stimulate the pandemic-depleted economy, reduce carbon pollution in a durable way, respond to what they saw as the Chinese manufacturing juggernaut and — perhaps above all — revitalize the American working class to prevent the next Trumpian crisis. They stumbled on a germ of an idea, a climate-friendly "industrial strategy," and after 18 months of excruciating legislative wrangling, they have somehow made it the law of the land.</w:t>
+        <w:t xml:space="preserve">But now there is a constant fret about how that connection has been eroded. </w:t>
         <w:br/>
-        <w:t>But the lawmakers who wrote that policy are not charged with carrying it out, and many of the officials who championed it most — like Brian Deese, the director of the National Economic Council — are now leaving the White House. Will the next crew understand what they've inherited? In order for Mr. Biden's two experiments to have a chance of success, the officials must not go on autopilot or disarm the parts of the Inflation Reduction Act meant to build domestic political support. And they cannot assume that everything about the coming climate boom will work out in the end. More than just the country's fate depends on it.</w:t>
+        <w:t xml:space="preserve">"There's a lot less nature and a lot more junk," said Al Kropotkin, a blues musician and Seattle native who lives in the Capitol Hill neighborhood. "There are ugly buildings popping up all over town like mushrooms after a spring rain." </w:t>
         <w:br/>
-        <w:t>Robinson Meyer is a climate change reporter in Washington, D.C., and a contributing writer at The Atlantic.</w:t>
+        <w:t xml:space="preserve">In many ways, the debate about Seattle's changing character is not new. This is where a movement called Lesser Seattle Inc. arose several years ago against the "greaterism" that some felt the civic boosters were foisting on the city. At times, residents have voted to halt freeway construction or cap the number and height of skyscrapers. </w:t>
         <w:br/>
-        <w:t>The Times is committed to publishing a diversity of letters to the editor. We'd like to hear what you think about this or any of our articles. Here are some tips. And here's our email: letters@nytimes.com.</w:t>
+        <w:t>Then there is this lament, echoed in various ways today: "I remembered Seattle as a town sitting on hills beside a matchless harborage," said one observer of the place known as the Emerald City. But "it is no longer so," he said. "This Seattle had no relation to the one I remembered. The traffic rushed with murderous intensity."</w:t>
         <w:br/>
-        <w:t>Follow The New York Times Opinion section on Facebook, Twitter (@NYTopinion) and Instagram.</w:t>
+        <w:t xml:space="preserve">That was John Steinbeck, writing in "Travels with Charley" in 1961. </w:t>
         <w:br/>
-        <w:t>This article appeared in print on page SR10.</w:t>
+        <w:t xml:space="preserve">Moreover, only in the last few years did the city exceed its peak population of 1960. (It has 563,374 people, the 2000 census says.) It is the region that has grown more. </w:t>
+        <w:br/>
+        <w:t xml:space="preserve">Nonetheless, Seattle felt "like this little corner on the map that no one really knew much about," said Linda Bloomer, who works in the banquet department of a hotel and who moved here from Indiana 13 years ago. While the city once struck her back then as affordable, she says housing prices are now outrageous. A house near her apartment in the Queen Anne neighborhood sold for $125,000 when she moved here; it was recently divided into three units selling for $450,000 apiece. </w:t>
+        <w:br/>
+        <w:t>There are plenty of good things about the way Seattle has changed, said Sigrid Asmus, a freelance editor who moved from New York 30 years ago.</w:t>
+        <w:br/>
+        <w:t>"Culturally, there's a lot more going on," Ms. Asmus said. "In many ways it's a more interesting place."</w:t>
+        <w:br/>
+        <w:t xml:space="preserve">Asked if she approved of the city's transformation, she paused and said, "I'd say, 70 percent approve and 30 percent violently opposed." </w:t>
+        <w:br/>
+        <w:t xml:space="preserve">That answer reflected an ambivalence apparent in the reaction to raucous street demonstrations in late 1999 during the World Trade Organization meeting, an event that city boosters had hoped would show off Seattle as a trade-friendly city. </w:t>
+        <w:br/>
+        <w:t>"There was some guilty pleasure in the whole thing," said Walt Crowley, who directs historylink.org, a Web site packed with Seattle history. "The feeling was 'Yeah, we're a union town, we care about the environment, we're a little bit suspicious of all this globalism stuff.' So now we're an eponym for anti-globalization. And we shouldn't be too terribly shocked when Boeing says, 'Well, we've got to get out of Dodge.' "</w:t>
+        <w:br/>
+        <w:br/>
+        <w:t>http://www.nytimes.com</w:t>
+        <w:br/>
+        <w:br/>
+        <w:t>Graphic</w:t>
+        <w:br/>
+        <w:br/>
+        <w:t xml:space="preserve"> </w:t>
+        <w:br/>
+        <w:t>Photo: Caro Torgessin, a fisherwoman, said Seattle was no longer a comfortable place for working people to live. (Larry Davis for The New York Times)(pg. A20)</w:t>
       </w:r>
     </w:p>
     <w:sectPr>
